--- a/titration_pairs_authorization/Отчет_лабораторная_работа_4.docx
+++ b/titration_pairs_authorization/Отчет_лабораторная_работа_4.docx
@@ -485,6 +485,227 @@
       </w:r>
     </w:p>
     <w:p/>
+    <w:p>
+      <w:r>
+        <w:br w:type="page"/>
+      </w:r>
+    </w:p>
+    <w:p>
+      <w:pPr>
+        <w:keepNext/>
+      </w:pPr>
+      <w:r>
+        <w:rPr>
+          <w:b/>
+        </w:rPr>
+        <w:t xml:space="preserve">Lua-скрипт в Redis</w:t>
+      </w:r>
+    </w:p>
+    <w:p>
+      <w:pPr/>
+      <w:r>
+        <w:rPr/>
+        <w:t xml:space="preserve">Lua-скрипт регистрирует неудачную попытку входа (src/session/login-attempts.service.ts). Redis выполняет его целиком и атомарно: INCR увеличивает счётчик login_attempts:&lt;логин&gt;, а при первой попытке EXPIRE задаёт ему время жизни 15 минут. После пяти неудачных попыток вход под этим логином отвечает кодом 429 даже с верным паролем; успешный вход обнуляет счётчик.</w:t>
+      </w:r>
+    </w:p>
+    <w:p>
+      <w:pPr>
+        <w:keepNext/>
+      </w:pPr>
+      <w:r>
+        <w:rPr/>
+        <w:t xml:space="preserve">Скрипт:</w:t>
+      </w:r>
+    </w:p>
+    <w:p>
+      <w:pPr>
+        <w:keepNext/>
+        <w:spacing w:before="0" w:after="0" w:line="240" w:lineRule="auto"/>
+        <w:jc w:val="left"/>
+        <w:shd w:val="clear" w:color="auto" w:fill="F2F2F2"/>
+      </w:pPr>
+      <w:r>
+        <w:rPr>
+          <w:rFonts w:ascii="Courier New" w:hAnsi="Courier New" w:cs="Courier New"/>
+          <w:sz w:val="20"/>
+          <w:szCs w:val="20"/>
+        </w:rPr>
+        <w:t xml:space="preserve">local attempts = redis.call('INCR', KEYS[1])</w:t>
+      </w:r>
+    </w:p>
+    <w:p>
+      <w:pPr>
+        <w:keepNext/>
+        <w:spacing w:before="0" w:after="0" w:line="240" w:lineRule="auto"/>
+        <w:jc w:val="left"/>
+        <w:shd w:val="clear" w:color="auto" w:fill="F2F2F2"/>
+      </w:pPr>
+      <w:r>
+        <w:rPr>
+          <w:rFonts w:ascii="Courier New" w:hAnsi="Courier New" w:cs="Courier New"/>
+          <w:sz w:val="20"/>
+          <w:szCs w:val="20"/>
+        </w:rPr>
+        <w:t xml:space="preserve">if attempts == 1 then</w:t>
+      </w:r>
+    </w:p>
+    <w:p>
+      <w:pPr>
+        <w:keepNext/>
+        <w:spacing w:before="0" w:after="0" w:line="240" w:lineRule="auto"/>
+        <w:jc w:val="left"/>
+        <w:shd w:val="clear" w:color="auto" w:fill="F2F2F2"/>
+      </w:pPr>
+      <w:r>
+        <w:rPr>
+          <w:rFonts w:ascii="Courier New" w:hAnsi="Courier New" w:cs="Courier New"/>
+          <w:sz w:val="20"/>
+          <w:szCs w:val="20"/>
+        </w:rPr>
+        <w:t xml:space="preserve">  redis.call('EXPIRE', KEYS[1], ARGV[1])</w:t>
+      </w:r>
+    </w:p>
+    <w:p>
+      <w:pPr>
+        <w:keepNext/>
+        <w:spacing w:before="0" w:after="0" w:line="240" w:lineRule="auto"/>
+        <w:jc w:val="left"/>
+        <w:shd w:val="clear" w:color="auto" w:fill="F2F2F2"/>
+      </w:pPr>
+      <w:r>
+        <w:rPr>
+          <w:rFonts w:ascii="Courier New" w:hAnsi="Courier New" w:cs="Courier New"/>
+          <w:sz w:val="20"/>
+          <w:szCs w:val="20"/>
+        </w:rPr>
+        <w:t xml:space="preserve">end</w:t>
+      </w:r>
+    </w:p>
+    <w:p>
+      <w:pPr>
+        <w:spacing w:before="0" w:after="160" w:line="240" w:lineRule="auto"/>
+        <w:jc w:val="left"/>
+        <w:shd w:val="clear" w:color="auto" w:fill="F2F2F2"/>
+      </w:pPr>
+      <w:r>
+        <w:rPr>
+          <w:rFonts w:ascii="Courier New" w:hAnsi="Courier New" w:cs="Courier New"/>
+          <w:sz w:val="20"/>
+          <w:szCs w:val="20"/>
+        </w:rPr>
+        <w:t xml:space="preserve">return attempts</w:t>
+      </w:r>
+    </w:p>
+    <w:p>
+      <w:pPr>
+        <w:keepNext/>
+      </w:pPr>
+      <w:r>
+        <w:rPr/>
+        <w:t xml:space="preserve">Команды для проверки в консоли Redis (после трёх неудачных входов под admin):</w:t>
+      </w:r>
+    </w:p>
+    <w:p>
+      <w:pPr>
+        <w:keepNext/>
+        <w:spacing w:before="0" w:after="0" w:line="240" w:lineRule="auto"/>
+        <w:jc w:val="left"/>
+        <w:shd w:val="clear" w:color="auto" w:fill="F2F2F2"/>
+      </w:pPr>
+      <w:r>
+        <w:rPr>
+          <w:rFonts w:ascii="Courier New" w:hAnsi="Courier New" w:cs="Courier New"/>
+          <w:sz w:val="20"/>
+          <w:szCs w:val="20"/>
+        </w:rPr>
+        <w:t xml:space="preserve">docker exec -it redis redis-cli</w:t>
+      </w:r>
+    </w:p>
+    <w:p>
+      <w:pPr>
+        <w:keepNext/>
+        <w:spacing w:before="0" w:after="0" w:line="240" w:lineRule="auto"/>
+        <w:jc w:val="left"/>
+        <w:shd w:val="clear" w:color="auto" w:fill="F2F2F2"/>
+      </w:pPr>
+      <w:r>
+        <w:rPr>
+          <w:rFonts w:ascii="Courier New" w:hAnsi="Courier New" w:cs="Courier New"/>
+          <w:sz w:val="20"/>
+          <w:szCs w:val="20"/>
+        </w:rPr>
+        <w:t xml:space="preserve">KEYS login_attempts:*</w:t>
+      </w:r>
+    </w:p>
+    <w:p>
+      <w:pPr>
+        <w:keepNext/>
+        <w:spacing w:before="0" w:after="0" w:line="240" w:lineRule="auto"/>
+        <w:jc w:val="left"/>
+        <w:shd w:val="clear" w:color="auto" w:fill="F2F2F2"/>
+      </w:pPr>
+      <w:r>
+        <w:rPr>
+          <w:rFonts w:ascii="Courier New" w:hAnsi="Courier New" w:cs="Courier New"/>
+          <w:sz w:val="20"/>
+          <w:szCs w:val="20"/>
+        </w:rPr>
+        <w:t xml:space="preserve">GET login_attempts:admin</w:t>
+      </w:r>
+    </w:p>
+    <w:p>
+      <w:pPr>
+        <w:keepNext/>
+        <w:spacing w:before="0" w:after="0" w:line="240" w:lineRule="auto"/>
+        <w:jc w:val="left"/>
+        <w:shd w:val="clear" w:color="auto" w:fill="F2F2F2"/>
+      </w:pPr>
+      <w:r>
+        <w:rPr>
+          <w:rFonts w:ascii="Courier New" w:hAnsi="Courier New" w:cs="Courier New"/>
+          <w:sz w:val="20"/>
+          <w:szCs w:val="20"/>
+        </w:rPr>
+        <w:t xml:space="preserve">TTL login_attempts:admin</w:t>
+      </w:r>
+    </w:p>
+    <w:p>
+      <w:pPr>
+        <w:spacing w:before="0" w:after="160" w:line="240" w:lineRule="auto"/>
+        <w:jc w:val="left"/>
+        <w:shd w:val="clear" w:color="auto" w:fill="F2F2F2"/>
+      </w:pPr>
+      <w:r>
+        <w:rPr>
+          <w:rFonts w:ascii="Courier New" w:hAnsi="Courier New" w:cs="Courier New"/>
+          <w:sz w:val="20"/>
+          <w:szCs w:val="20"/>
+        </w:rPr>
+        <w:t xml:space="preserve">EVAL "local a = redis.call('INCR', KEYS[1]) if a == 1 then redis.call('EXPIRE', KEYS[1], ARGV[1]) end return a" 1 login_attempts:demo 900</w:t>
+      </w:r>
+    </w:p>
+    <w:p>
+      <w:pPr>
+        <w:jc w:val="center"/>
+      </w:pPr>
+      <w:r>
+        <w:rPr>
+          <w:highlight w:val="yellow"/>
+        </w:rPr>
+        <w:t xml:space="preserve">[Вставить скриншот 10: консоль Redis — KEYS login_attempts:*, GET login_attempts:admin (ответ "3"), TTL и EVAL скрипта]</w:t>
+      </w:r>
+    </w:p>
+    <w:p>
+      <w:pPr>
+        <w:jc w:val="center"/>
+      </w:pPr>
+      <w:r>
+        <w:rPr>
+          <w:highlight w:val="yellow"/>
+        </w:rPr>
+        <w:t xml:space="preserve">[Вставить скриншот 11: Postman или Swagger — шестой вход с неверным паролем подряд, ответ 429]</w:t>
+      </w:r>
+    </w:p>
     <w:sectPr>
       <w:pgSz w:w="12240" w:h="15840"/>
       <w:pgMar w:top="1440" w:right="1440" w:bottom="1440" w:left="1440" w:header="720" w:footer="720" w:gutter="0"/>

--- a/titration_pairs_authorization/Отчет_лабораторная_работа_4.docx
+++ b/titration_pairs_authorization/Отчет_лабораторная_работа_4.docx
@@ -498,14 +498,14 @@
         <w:rPr>
           <w:b/>
         </w:rPr>
-        <w:t xml:space="preserve">Lua-скрипт в Redis</w:t>
+        <w:t xml:space="preserve">Lua-скрипт: содержимое Redis для сессий</w:t>
       </w:r>
     </w:p>
     <w:p>
       <w:pPr/>
       <w:r>
         <w:rPr/>
-        <w:t xml:space="preserve">Lua-скрипт регистрирует неудачную попытку входа (src/session/login-attempts.service.ts). Redis выполняет его целиком и атомарно: INCR увеличивает счётчик login_attempts:&lt;логин&gt;, а при первой попытке EXPIRE задаёт ему время жизни 15 минут. После пяти неудачных попыток вход под этим логином отвечает кодом 429 даже с верным паролем; успешный вход обнуляет счётчик.</w:t>
+        <w:t xml:space="preserve">Скрипт scripts/redis-sessions.lua выполняется внутри Redis и одной командой показывает все активные сессии: ключ session:&lt;sessionId&gt;, пользователя сессии (логин, id, роль) и сколько секунд сессии осталось жить. Он заменяет три отдельные команды KEYS, GET и TTL.</w:t>
       </w:r>
     </w:p>
     <w:p>
@@ -530,39 +530,295 @@
           <w:sz w:val="20"/>
           <w:szCs w:val="20"/>
         </w:rPr>
-        <w:t xml:space="preserve">local attempts = redis.call('INCR', KEYS[1])</w:t>
-      </w:r>
-    </w:p>
-    <w:p>
-      <w:pPr>
-        <w:keepNext/>
-        <w:spacing w:before="0" w:after="0" w:line="240" w:lineRule="auto"/>
-        <w:jc w:val="left"/>
-        <w:shd w:val="clear" w:color="auto" w:fill="F2F2F2"/>
-      </w:pPr>
-      <w:r>
-        <w:rPr>
-          <w:rFonts w:ascii="Courier New" w:hAnsi="Courier New" w:cs="Courier New"/>
-          <w:sz w:val="20"/>
-          <w:szCs w:val="20"/>
-        </w:rPr>
-        <w:t xml:space="preserve">if attempts == 1 then</w:t>
-      </w:r>
-    </w:p>
-    <w:p>
-      <w:pPr>
-        <w:keepNext/>
-        <w:spacing w:before="0" w:after="0" w:line="240" w:lineRule="auto"/>
-        <w:jc w:val="left"/>
-        <w:shd w:val="clear" w:color="auto" w:fill="F2F2F2"/>
-      </w:pPr>
-      <w:r>
-        <w:rPr>
-          <w:rFonts w:ascii="Courier New" w:hAnsi="Courier New" w:cs="Courier New"/>
-          <w:sz w:val="20"/>
-          <w:szCs w:val="20"/>
-        </w:rPr>
-        <w:t xml:space="preserve">  redis.call('EXPIRE', KEYS[1], ARGV[1])</w:t>
+        <w:t xml:space="preserve">-- Показывает содержимое Redis для сессий: ключ, пользователя сессии</w:t>
+      </w:r>
+    </w:p>
+    <w:p>
+      <w:pPr>
+        <w:keepNext/>
+        <w:spacing w:before="0" w:after="0" w:line="240" w:lineRule="auto"/>
+        <w:jc w:val="left"/>
+        <w:shd w:val="clear" w:color="auto" w:fill="F2F2F2"/>
+      </w:pPr>
+      <w:r>
+        <w:rPr>
+          <w:rFonts w:ascii="Courier New" w:hAnsi="Courier New" w:cs="Courier New"/>
+          <w:sz w:val="20"/>
+          <w:szCs w:val="20"/>
+        </w:rPr>
+        <w:t xml:space="preserve">-- и сколько секунд сессии осталось жить.</w:t>
+      </w:r>
+    </w:p>
+    <w:p>
+      <w:pPr>
+        <w:keepNext/>
+        <w:spacing w:before="0" w:after="0" w:line="240" w:lineRule="auto"/>
+        <w:jc w:val="left"/>
+        <w:shd w:val="clear" w:color="auto" w:fill="F2F2F2"/>
+      </w:pPr>
+      <w:r>
+        <w:rPr>
+          <w:rFonts w:ascii="Courier New" w:hAnsi="Courier New" w:cs="Courier New"/>
+          <w:sz w:val="20"/>
+          <w:szCs w:val="20"/>
+        </w:rPr>
+        <w:t xml:space="preserve">--</w:t>
+      </w:r>
+    </w:p>
+    <w:p>
+      <w:pPr>
+        <w:keepNext/>
+        <w:spacing w:before="0" w:after="0" w:line="240" w:lineRule="auto"/>
+        <w:jc w:val="left"/>
+        <w:shd w:val="clear" w:color="auto" w:fill="F2F2F2"/>
+      </w:pPr>
+      <w:r>
+        <w:rPr>
+          <w:rFonts w:ascii="Courier New" w:hAnsi="Courier New" w:cs="Courier New"/>
+          <w:sz w:val="20"/>
+          <w:szCs w:val="20"/>
+        </w:rPr>
+        <w:t xml:space="preserve">-- Запуск из папки проекта:</w:t>
+      </w:r>
+    </w:p>
+    <w:p>
+      <w:pPr>
+        <w:keepNext/>
+        <w:spacing w:before="0" w:after="0" w:line="240" w:lineRule="auto"/>
+        <w:jc w:val="left"/>
+        <w:shd w:val="clear" w:color="auto" w:fill="F2F2F2"/>
+      </w:pPr>
+      <w:r>
+        <w:rPr>
+          <w:rFonts w:ascii="Courier New" w:hAnsi="Courier New" w:cs="Courier New"/>
+          <w:sz w:val="20"/>
+          <w:szCs w:val="20"/>
+        </w:rPr>
+        <w:t xml:space="preserve">--   docker exec -i redis redis-cli --raw EVAL "$(cat scripts/redis-sessions.lua)" 0</w:t>
+      </w:r>
+    </w:p>
+    <w:p>
+      <w:pPr>
+        <w:keepNext/>
+        <w:spacing w:before="0" w:after="0" w:line="240" w:lineRule="auto"/>
+        <w:jc w:val="left"/>
+        <w:shd w:val="clear" w:color="auto" w:fill="F2F2F2"/>
+      </w:pPr>
+      <w:r>
+        <w:rPr>
+          <w:rFonts w:ascii="Courier New" w:hAnsi="Courier New" w:cs="Courier New"/>
+          <w:sz w:val="20"/>
+          <w:szCs w:val="20"/>
+        </w:rPr>
+        <w:t xml:space="preserve">--</w:t>
+      </w:r>
+    </w:p>
+    <w:p>
+      <w:pPr>
+        <w:keepNext/>
+        <w:spacing w:before="0" w:after="0" w:line="240" w:lineRule="auto"/>
+        <w:jc w:val="left"/>
+        <w:shd w:val="clear" w:color="auto" w:fill="F2F2F2"/>
+      </w:pPr>
+      <w:r>
+        <w:rPr>
+          <w:rFonts w:ascii="Courier New" w:hAnsi="Courier New" w:cs="Courier New"/>
+          <w:sz w:val="20"/>
+          <w:szCs w:val="20"/>
+        </w:rPr>
+        <w:t xml:space="preserve">-- Скрипт выполняется внутри Redis целиком: KEYS, GET и TTL читают данные</w:t>
+      </w:r>
+    </w:p>
+    <w:p>
+      <w:pPr>
+        <w:keepNext/>
+        <w:spacing w:before="0" w:after="0" w:line="240" w:lineRule="auto"/>
+        <w:jc w:val="left"/>
+        <w:shd w:val="clear" w:color="auto" w:fill="F2F2F2"/>
+      </w:pPr>
+      <w:r>
+        <w:rPr>
+          <w:rFonts w:ascii="Courier New" w:hAnsi="Courier New" w:cs="Courier New"/>
+          <w:sz w:val="20"/>
+          <w:szCs w:val="20"/>
+        </w:rPr>
+        <w:t xml:space="preserve">-- в один момент, поэтому сессия не может истечь между командами.</w:t>
+      </w:r>
+    </w:p>
+    <w:p>
+      <w:pPr>
+        <w:keepNext/>
+        <w:spacing w:before="0" w:after="0" w:line="240" w:lineRule="auto"/>
+        <w:jc w:val="left"/>
+        <w:shd w:val="clear" w:color="auto" w:fill="F2F2F2"/>
+      </w:pPr>
+      <w:r>
+        <w:rPr>
+          <w:rFonts w:ascii="Courier New" w:hAnsi="Courier New" w:cs="Courier New"/>
+          <w:sz w:val="20"/>
+          <w:szCs w:val="20"/>
+        </w:rPr>
+        <w:t xml:space="preserve"/>
+      </w:r>
+    </w:p>
+    <w:p>
+      <w:pPr>
+        <w:keepNext/>
+        <w:spacing w:before="0" w:after="0" w:line="240" w:lineRule="auto"/>
+        <w:jc w:val="left"/>
+        <w:shd w:val="clear" w:color="auto" w:fill="F2F2F2"/>
+      </w:pPr>
+      <w:r>
+        <w:rPr>
+          <w:rFonts w:ascii="Courier New" w:hAnsi="Courier New" w:cs="Courier New"/>
+          <w:sz w:val="20"/>
+          <w:szCs w:val="20"/>
+        </w:rPr>
+        <w:t xml:space="preserve">local keys = redis.call('KEYS', 'session:*')</w:t>
+      </w:r>
+    </w:p>
+    <w:p>
+      <w:pPr>
+        <w:keepNext/>
+        <w:spacing w:before="0" w:after="0" w:line="240" w:lineRule="auto"/>
+        <w:jc w:val="left"/>
+        <w:shd w:val="clear" w:color="auto" w:fill="F2F2F2"/>
+      </w:pPr>
+      <w:r>
+        <w:rPr>
+          <w:rFonts w:ascii="Courier New" w:hAnsi="Courier New" w:cs="Courier New"/>
+          <w:sz w:val="20"/>
+          <w:szCs w:val="20"/>
+        </w:rPr>
+        <w:t xml:space="preserve">local lines = { 'Активных сессий: ' .. #keys }</w:t>
+      </w:r>
+    </w:p>
+    <w:p>
+      <w:pPr>
+        <w:keepNext/>
+        <w:spacing w:before="0" w:after="0" w:line="240" w:lineRule="auto"/>
+        <w:jc w:val="left"/>
+        <w:shd w:val="clear" w:color="auto" w:fill="F2F2F2"/>
+      </w:pPr>
+      <w:r>
+        <w:rPr>
+          <w:rFonts w:ascii="Courier New" w:hAnsi="Courier New" w:cs="Courier New"/>
+          <w:sz w:val="20"/>
+          <w:szCs w:val="20"/>
+        </w:rPr>
+        <w:t xml:space="preserve"/>
+      </w:r>
+    </w:p>
+    <w:p>
+      <w:pPr>
+        <w:keepNext/>
+        <w:spacing w:before="0" w:after="0" w:line="240" w:lineRule="auto"/>
+        <w:jc w:val="left"/>
+        <w:shd w:val="clear" w:color="auto" w:fill="F2F2F2"/>
+      </w:pPr>
+      <w:r>
+        <w:rPr>
+          <w:rFonts w:ascii="Courier New" w:hAnsi="Courier New" w:cs="Courier New"/>
+          <w:sz w:val="20"/>
+          <w:szCs w:val="20"/>
+        </w:rPr>
+        <w:t xml:space="preserve">for i, key in ipairs(keys) do</w:t>
+      </w:r>
+    </w:p>
+    <w:p>
+      <w:pPr>
+        <w:keepNext/>
+        <w:spacing w:before="0" w:after="0" w:line="240" w:lineRule="auto"/>
+        <w:jc w:val="left"/>
+        <w:shd w:val="clear" w:color="auto" w:fill="F2F2F2"/>
+      </w:pPr>
+      <w:r>
+        <w:rPr>
+          <w:rFonts w:ascii="Courier New" w:hAnsi="Courier New" w:cs="Courier New"/>
+          <w:sz w:val="20"/>
+          <w:szCs w:val="20"/>
+        </w:rPr>
+        <w:t xml:space="preserve">  local user = cjson.decode(redis.call('GET', key))</w:t>
+      </w:r>
+    </w:p>
+    <w:p>
+      <w:pPr>
+        <w:keepNext/>
+        <w:spacing w:before="0" w:after="0" w:line="240" w:lineRule="auto"/>
+        <w:jc w:val="left"/>
+        <w:shd w:val="clear" w:color="auto" w:fill="F2F2F2"/>
+      </w:pPr>
+      <w:r>
+        <w:rPr>
+          <w:rFonts w:ascii="Courier New" w:hAnsi="Courier New" w:cs="Courier New"/>
+          <w:sz w:val="20"/>
+          <w:szCs w:val="20"/>
+        </w:rPr>
+        <w:t xml:space="preserve">  local ttl = redis.call('TTL', key)</w:t>
+      </w:r>
+    </w:p>
+    <w:p>
+      <w:pPr>
+        <w:keepNext/>
+        <w:spacing w:before="0" w:after="0" w:line="240" w:lineRule="auto"/>
+        <w:jc w:val="left"/>
+        <w:shd w:val="clear" w:color="auto" w:fill="F2F2F2"/>
+      </w:pPr>
+      <w:r>
+        <w:rPr>
+          <w:rFonts w:ascii="Courier New" w:hAnsi="Courier New" w:cs="Courier New"/>
+          <w:sz w:val="20"/>
+          <w:szCs w:val="20"/>
+        </w:rPr>
+        <w:t xml:space="preserve">  table.insert(lines, '')</w:t>
+      </w:r>
+    </w:p>
+    <w:p>
+      <w:pPr>
+        <w:keepNext/>
+        <w:spacing w:before="0" w:after="0" w:line="240" w:lineRule="auto"/>
+        <w:jc w:val="left"/>
+        <w:shd w:val="clear" w:color="auto" w:fill="F2F2F2"/>
+      </w:pPr>
+      <w:r>
+        <w:rPr>
+          <w:rFonts w:ascii="Courier New" w:hAnsi="Courier New" w:cs="Courier New"/>
+          <w:sz w:val="20"/>
+          <w:szCs w:val="20"/>
+        </w:rPr>
+        <w:t xml:space="preserve">  table.insert(lines, i .. ') ' .. key)</w:t>
+      </w:r>
+    </w:p>
+    <w:p>
+      <w:pPr>
+        <w:keepNext/>
+        <w:spacing w:before="0" w:after="0" w:line="240" w:lineRule="auto"/>
+        <w:jc w:val="left"/>
+        <w:shd w:val="clear" w:color="auto" w:fill="F2F2F2"/>
+      </w:pPr>
+      <w:r>
+        <w:rPr>
+          <w:rFonts w:ascii="Courier New" w:hAnsi="Courier New" w:cs="Courier New"/>
+          <w:sz w:val="20"/>
+          <w:szCs w:val="20"/>
+        </w:rPr>
+        <w:t xml:space="preserve">  table.insert(lines, '   пользователь: ' .. user.username .. ' (id ' .. user.id .. ', роль ' .. user.role .. ')')</w:t>
+      </w:r>
+    </w:p>
+    <w:p>
+      <w:pPr>
+        <w:keepNext/>
+        <w:spacing w:before="0" w:after="0" w:line="240" w:lineRule="auto"/>
+        <w:jc w:val="left"/>
+        <w:shd w:val="clear" w:color="auto" w:fill="F2F2F2"/>
+      </w:pPr>
+      <w:r>
+        <w:rPr>
+          <w:rFonts w:ascii="Courier New" w:hAnsi="Courier New" w:cs="Courier New"/>
+          <w:sz w:val="20"/>
+          <w:szCs w:val="20"/>
+        </w:rPr>
+        <w:t xml:space="preserve">  table.insert(lines, '   осталось: ' .. ttl .. ' с')</w:t>
       </w:r>
     </w:p>
     <w:p>
@@ -583,6 +839,22 @@
     </w:p>
     <w:p>
       <w:pPr>
+        <w:keepNext/>
+        <w:spacing w:before="0" w:after="0" w:line="240" w:lineRule="auto"/>
+        <w:jc w:val="left"/>
+        <w:shd w:val="clear" w:color="auto" w:fill="F2F2F2"/>
+      </w:pPr>
+      <w:r>
+        <w:rPr>
+          <w:rFonts w:ascii="Courier New" w:hAnsi="Courier New" w:cs="Courier New"/>
+          <w:sz w:val="20"/>
+          <w:szCs w:val="20"/>
+        </w:rPr>
+        <w:t xml:space="preserve"/>
+      </w:r>
+    </w:p>
+    <w:p>
+      <w:pPr>
         <w:spacing w:before="0" w:after="160" w:line="240" w:lineRule="auto"/>
         <w:jc w:val="left"/>
         <w:shd w:val="clear" w:color="auto" w:fill="F2F2F2"/>
@@ -593,7 +865,7 @@
           <w:sz w:val="20"/>
           <w:szCs w:val="20"/>
         </w:rPr>
-        <w:t xml:space="preserve">return attempts</w:t>
+        <w:t xml:space="preserve">return lines</w:t>
       </w:r>
     </w:p>
     <w:p>
@@ -602,71 +874,7 @@
       </w:pPr>
       <w:r>
         <w:rPr/>
-        <w:t xml:space="preserve">Команды для проверки в консоли Redis (после трёх неудачных входов под admin):</w:t>
-      </w:r>
-    </w:p>
-    <w:p>
-      <w:pPr>
-        <w:keepNext/>
-        <w:spacing w:before="0" w:after="0" w:line="240" w:lineRule="auto"/>
-        <w:jc w:val="left"/>
-        <w:shd w:val="clear" w:color="auto" w:fill="F2F2F2"/>
-      </w:pPr>
-      <w:r>
-        <w:rPr>
-          <w:rFonts w:ascii="Courier New" w:hAnsi="Courier New" w:cs="Courier New"/>
-          <w:sz w:val="20"/>
-          <w:szCs w:val="20"/>
-        </w:rPr>
-        <w:t xml:space="preserve">docker exec -it redis redis-cli</w:t>
-      </w:r>
-    </w:p>
-    <w:p>
-      <w:pPr>
-        <w:keepNext/>
-        <w:spacing w:before="0" w:after="0" w:line="240" w:lineRule="auto"/>
-        <w:jc w:val="left"/>
-        <w:shd w:val="clear" w:color="auto" w:fill="F2F2F2"/>
-      </w:pPr>
-      <w:r>
-        <w:rPr>
-          <w:rFonts w:ascii="Courier New" w:hAnsi="Courier New" w:cs="Courier New"/>
-          <w:sz w:val="20"/>
-          <w:szCs w:val="20"/>
-        </w:rPr>
-        <w:t xml:space="preserve">KEYS login_attempts:*</w:t>
-      </w:r>
-    </w:p>
-    <w:p>
-      <w:pPr>
-        <w:keepNext/>
-        <w:spacing w:before="0" w:after="0" w:line="240" w:lineRule="auto"/>
-        <w:jc w:val="left"/>
-        <w:shd w:val="clear" w:color="auto" w:fill="F2F2F2"/>
-      </w:pPr>
-      <w:r>
-        <w:rPr>
-          <w:rFonts w:ascii="Courier New" w:hAnsi="Courier New" w:cs="Courier New"/>
-          <w:sz w:val="20"/>
-          <w:szCs w:val="20"/>
-        </w:rPr>
-        <w:t xml:space="preserve">GET login_attempts:admin</w:t>
-      </w:r>
-    </w:p>
-    <w:p>
-      <w:pPr>
-        <w:keepNext/>
-        <w:spacing w:before="0" w:after="0" w:line="240" w:lineRule="auto"/>
-        <w:jc w:val="left"/>
-        <w:shd w:val="clear" w:color="auto" w:fill="F2F2F2"/>
-      </w:pPr>
-      <w:r>
-        <w:rPr>
-          <w:rFonts w:ascii="Courier New" w:hAnsi="Courier New" w:cs="Courier New"/>
-          <w:sz w:val="20"/>
-          <w:szCs w:val="20"/>
-        </w:rPr>
-        <w:t xml:space="preserve">TTL login_attempts:admin</w:t>
+        <w:t xml:space="preserve">Запуск из папки проекта:</w:t>
       </w:r>
     </w:p>
     <w:p>
@@ -681,7 +889,95 @@
           <w:sz w:val="20"/>
           <w:szCs w:val="20"/>
         </w:rPr>
-        <w:t xml:space="preserve">EVAL "local a = redis.call('INCR', KEYS[1]) if a == 1 then redis.call('EXPIRE', KEYS[1], ARGV[1]) end return a" 1 login_attempts:demo 900</w:t>
+        <w:t xml:space="preserve">docker exec -i redis redis-cli --raw EVAL "$(cat scripts/redis-sessions.lua)" 0</w:t>
+      </w:r>
+    </w:p>
+    <w:p>
+      <w:pPr>
+        <w:keepNext/>
+      </w:pPr>
+      <w:r>
+        <w:rPr/>
+        <w:t xml:space="preserve">Результат после входа под admin:</w:t>
+      </w:r>
+    </w:p>
+    <w:p>
+      <w:pPr>
+        <w:keepNext/>
+        <w:spacing w:before="0" w:after="0" w:line="240" w:lineRule="auto"/>
+        <w:jc w:val="left"/>
+        <w:shd w:val="clear" w:color="auto" w:fill="F2F2F2"/>
+      </w:pPr>
+      <w:r>
+        <w:rPr>
+          <w:rFonts w:ascii="Courier New" w:hAnsi="Courier New" w:cs="Courier New"/>
+          <w:sz w:val="20"/>
+          <w:szCs w:val="20"/>
+        </w:rPr>
+        <w:t xml:space="preserve">Активных сессий: 1</w:t>
+      </w:r>
+    </w:p>
+    <w:p>
+      <w:pPr>
+        <w:keepNext/>
+        <w:spacing w:before="0" w:after="0" w:line="240" w:lineRule="auto"/>
+        <w:jc w:val="left"/>
+        <w:shd w:val="clear" w:color="auto" w:fill="F2F2F2"/>
+      </w:pPr>
+      <w:r>
+        <w:rPr>
+          <w:rFonts w:ascii="Courier New" w:hAnsi="Courier New" w:cs="Courier New"/>
+          <w:sz w:val="20"/>
+          <w:szCs w:val="20"/>
+        </w:rPr>
+        <w:t xml:space="preserve"/>
+      </w:r>
+    </w:p>
+    <w:p>
+      <w:pPr>
+        <w:keepNext/>
+        <w:spacing w:before="0" w:after="0" w:line="240" w:lineRule="auto"/>
+        <w:jc w:val="left"/>
+        <w:shd w:val="clear" w:color="auto" w:fill="F2F2F2"/>
+      </w:pPr>
+      <w:r>
+        <w:rPr>
+          <w:rFonts w:ascii="Courier New" w:hAnsi="Courier New" w:cs="Courier New"/>
+          <w:sz w:val="20"/>
+          <w:szCs w:val="20"/>
+        </w:rPr>
+        <w:t xml:space="preserve">1) session:5fb92c70-cf55-44fd-a862-400f9803e53f</w:t>
+      </w:r>
+    </w:p>
+    <w:p>
+      <w:pPr>
+        <w:keepNext/>
+        <w:spacing w:before="0" w:after="0" w:line="240" w:lineRule="auto"/>
+        <w:jc w:val="left"/>
+        <w:shd w:val="clear" w:color="auto" w:fill="F2F2F2"/>
+      </w:pPr>
+      <w:r>
+        <w:rPr>
+          <w:rFonts w:ascii="Courier New" w:hAnsi="Courier New" w:cs="Courier New"/>
+          <w:sz w:val="20"/>
+          <w:szCs w:val="20"/>
+        </w:rPr>
+        <w:t xml:space="preserve">   пользователь: admin (id 1, роль moderator)</w:t>
+      </w:r>
+    </w:p>
+    <w:p>
+      <w:pPr>
+        <w:spacing w:before="0" w:after="160" w:line="240" w:lineRule="auto"/>
+        <w:jc w:val="left"/>
+        <w:shd w:val="clear" w:color="auto" w:fill="F2F2F2"/>
+      </w:pPr>
+      <w:r>
+        <w:rPr>
+          <w:rFonts w:ascii="Courier New" w:hAnsi="Courier New" w:cs="Courier New"/>
+          <w:sz w:val="20"/>
+          <w:szCs w:val="20"/>
+        </w:rPr>
+        <w:t xml:space="preserve">   осталось: 3600 с</w:t>
       </w:r>
     </w:p>
     <w:p>
@@ -692,18 +988,7 @@
         <w:rPr>
           <w:highlight w:val="yellow"/>
         </w:rPr>
-        <w:t xml:space="preserve">[Вставить скриншот 10: консоль Redis — KEYS login_attempts:*, GET login_attempts:admin (ответ "3"), TTL и EVAL скрипта]</w:t>
-      </w:r>
-    </w:p>
-    <w:p>
-      <w:pPr>
-        <w:jc w:val="center"/>
-      </w:pPr>
-      <w:r>
-        <w:rPr>
-          <w:highlight w:val="yellow"/>
-        </w:rPr>
-        <w:t xml:space="preserve">[Вставить скриншот 11: Postman или Swagger — шестой вход с неверным паролем подряд, ответ 429]</w:t>
+        <w:t xml:space="preserve">[Вставить скриншот 10: консоль — запуск скрипта redis-sessions.lua, видны ключ сессии, пользователь admin и оставшееся время]</w:t>
       </w:r>
     </w:p>
     <w:sectPr>
